--- a/Received/3/3, English I.docx
+++ b/Received/3/3, English I.docx
@@ -69,6 +69,16 @@
                               </w:rPr>
                               <w:t>D-</w:t>
                             </w:r>
+                            <w:r>
+                              <w:rPr>
+                                <w:rFonts w:ascii="Times New Roman" w:hAnsi="Times New Roman" w:cs="Times New Roman"/>
+                                <w:b/>
+                                <w:bCs/>
+                                <w:sz w:val="32"/>
+                                <w:szCs w:val="32"/>
+                              </w:rPr>
+                              <w:t>16</w:t>
+                            </w:r>
                           </w:p>
                         </w:txbxContent>
                       </wps:txbx>
@@ -106,6 +116,16 @@
                           <w:szCs w:val="32"/>
                         </w:rPr>
                         <w:t>D-</w:t>
+                      </w:r>
+                      <w:r>
+                        <w:rPr>
+                          <w:rFonts w:ascii="Times New Roman" w:hAnsi="Times New Roman" w:cs="Times New Roman"/>
+                          <w:b/>
+                          <w:bCs/>
+                          <w:sz w:val="32"/>
+                          <w:szCs w:val="32"/>
+                        </w:rPr>
+                        <w:t>16</w:t>
                       </w:r>
                     </w:p>
                   </w:txbxContent>
@@ -448,25 +468,7 @@
           <w:sz w:val="28"/>
           <w:szCs w:val="28"/>
         </w:rPr>
-        <w:t>F.M.: 5</w:t>
-      </w:r>
-      <w:r>
-        <w:rPr>
-          <w:rFonts w:ascii="Times New Roman" w:hAnsi="Times New Roman" w:cs="Times New Roman"/>
-          <w:b/>
-          <w:sz w:val="28"/>
-          <w:szCs w:val="28"/>
-        </w:rPr>
-        <w:t>0</w:t>
-      </w:r>
-      <w:r>
-        <w:rPr>
-          <w:rFonts w:ascii="Times New Roman" w:hAnsi="Times New Roman" w:cs="Times New Roman"/>
-          <w:b/>
-          <w:sz w:val="28"/>
-          <w:szCs w:val="28"/>
-        </w:rPr>
-        <w:t xml:space="preserve"> </w:t>
+        <w:t xml:space="preserve">F.M.: 50 </w:t>
       </w:r>
     </w:p>
     <w:p>
@@ -948,6 +950,7 @@
         <w:t xml:space="preserve">. I have a joint family. There are ten members in my </w:t>
       </w:r>
       <w:proofErr w:type="spellStart"/>
+      <w:proofErr w:type="gramStart"/>
       <w:r>
         <w:rPr>
           <w:rFonts w:ascii="Times New Roman" w:hAnsi="Times New Roman" w:cs="Times New Roman"/>
@@ -957,6 +960,7 @@
         <w:t>family.They</w:t>
       </w:r>
       <w:proofErr w:type="spellEnd"/>
+      <w:proofErr w:type="gramEnd"/>
       <w:r>
         <w:rPr>
           <w:rFonts w:ascii="Times New Roman" w:hAnsi="Times New Roman" w:cs="Times New Roman"/>
@@ -2060,6 +2064,7 @@
         <w:t xml:space="preserve">Parijat was born in 1994 </w:t>
       </w:r>
       <w:proofErr w:type="spellStart"/>
+      <w:proofErr w:type="gramStart"/>
       <w:r>
         <w:rPr>
           <w:rFonts w:ascii="Times New Roman" w:hAnsi="Times New Roman" w:cs="Times New Roman"/>
@@ -2069,6 +2074,7 @@
         <w:t>BS,Baisakh</w:t>
       </w:r>
       <w:proofErr w:type="spellEnd"/>
+      <w:proofErr w:type="gramEnd"/>
       <w:r>
         <w:rPr>
           <w:rFonts w:ascii="Times New Roman" w:hAnsi="Times New Roman" w:cs="Times New Roman"/>
@@ -2341,7 +2347,25 @@
           <w:sz w:val="36"/>
           <w:szCs w:val="36"/>
         </w:rPr>
-        <w:t>It made her famous in the literary circles. She was sentimental. So She was a fan of serious kind of litera</w:t>
+        <w:t xml:space="preserve">It made her famous in the literary circles. She was sentimental. </w:t>
+      </w:r>
+      <w:proofErr w:type="gramStart"/>
+      <w:r>
+        <w:rPr>
+          <w:rFonts w:ascii="Times New Roman" w:hAnsi="Times New Roman" w:cs="Times New Roman"/>
+          <w:sz w:val="36"/>
+          <w:szCs w:val="36"/>
+        </w:rPr>
+        <w:t>So</w:t>
+      </w:r>
+      <w:proofErr w:type="gramEnd"/>
+      <w:r>
+        <w:rPr>
+          <w:rFonts w:ascii="Times New Roman" w:hAnsi="Times New Roman" w:cs="Times New Roman"/>
+          <w:sz w:val="36"/>
+          <w:szCs w:val="36"/>
+        </w:rPr>
+        <w:t xml:space="preserve"> She was a fan of serious kind of litera</w:t>
       </w:r>
       <w:r>
         <w:rPr>
@@ -2961,6 +2985,7 @@
         <w:t xml:space="preserve">Parijat wrote </w:t>
       </w:r>
       <w:proofErr w:type="spellStart"/>
+      <w:proofErr w:type="gramStart"/>
       <w:r>
         <w:rPr>
           <w:rFonts w:ascii="Times New Roman" w:hAnsi="Times New Roman" w:cs="Times New Roman"/>
@@ -2976,7 +3001,16 @@
           <w:sz w:val="36"/>
           <w:szCs w:val="36"/>
         </w:rPr>
-        <w:t>,……………….and essays.</w:t>
+        <w:t>,…</w:t>
+      </w:r>
+      <w:proofErr w:type="gramEnd"/>
+      <w:r>
+        <w:rPr>
+          <w:rFonts w:ascii="Times New Roman" w:hAnsi="Times New Roman" w:cs="Times New Roman"/>
+          <w:sz w:val="36"/>
+          <w:szCs w:val="36"/>
+        </w:rPr>
+        <w:t>…………….and essays.</w:t>
       </w:r>
     </w:p>
     <w:p>
@@ -3034,7 +3068,25 @@
           <w:sz w:val="36"/>
           <w:szCs w:val="36"/>
         </w:rPr>
-        <w:t>………………..kind of literature.</w:t>
+        <w:t>……………</w:t>
+      </w:r>
+      <w:proofErr w:type="gramStart"/>
+      <w:r>
+        <w:rPr>
+          <w:rFonts w:ascii="Times New Roman" w:hAnsi="Times New Roman" w:cs="Times New Roman"/>
+          <w:sz w:val="36"/>
+          <w:szCs w:val="36"/>
+        </w:rPr>
+        <w:t>…..</w:t>
+      </w:r>
+      <w:proofErr w:type="gramEnd"/>
+      <w:r>
+        <w:rPr>
+          <w:rFonts w:ascii="Times New Roman" w:hAnsi="Times New Roman" w:cs="Times New Roman"/>
+          <w:sz w:val="36"/>
+          <w:szCs w:val="36"/>
+        </w:rPr>
+        <w:t>kind of literature.</w:t>
       </w:r>
     </w:p>
     <w:p>
@@ -3085,23 +3137,59 @@
           <w:sz w:val="36"/>
           <w:szCs w:val="36"/>
         </w:rPr>
-        <w:t xml:space="preserve">…………..poems </w:t>
-      </w:r>
-      <w:r>
-        <w:rPr>
-          <w:rFonts w:ascii="Times New Roman" w:hAnsi="Times New Roman" w:cs="Times New Roman"/>
-          <w:sz w:val="36"/>
-          <w:szCs w:val="36"/>
-        </w:rPr>
-        <w:t>in maga</w:t>
-      </w:r>
-      <w:r>
-        <w:rPr>
-          <w:rFonts w:ascii="Times New Roman" w:hAnsi="Times New Roman" w:cs="Times New Roman"/>
-          <w:sz w:val="36"/>
-          <w:szCs w:val="36"/>
-        </w:rPr>
-        <w:t>zine  Dharati.</w:t>
+        <w:t>………</w:t>
+      </w:r>
+      <w:proofErr w:type="gramStart"/>
+      <w:r>
+        <w:rPr>
+          <w:rFonts w:ascii="Times New Roman" w:hAnsi="Times New Roman" w:cs="Times New Roman"/>
+          <w:sz w:val="36"/>
+          <w:szCs w:val="36"/>
+        </w:rPr>
+        <w:t>…..</w:t>
+      </w:r>
+      <w:proofErr w:type="gramEnd"/>
+      <w:r>
+        <w:rPr>
+          <w:rFonts w:ascii="Times New Roman" w:hAnsi="Times New Roman" w:cs="Times New Roman"/>
+          <w:sz w:val="36"/>
+          <w:szCs w:val="36"/>
+        </w:rPr>
+        <w:t xml:space="preserve">poems </w:t>
+      </w:r>
+      <w:r>
+        <w:rPr>
+          <w:rFonts w:ascii="Times New Roman" w:hAnsi="Times New Roman" w:cs="Times New Roman"/>
+          <w:sz w:val="36"/>
+          <w:szCs w:val="36"/>
+        </w:rPr>
+        <w:t xml:space="preserve">in </w:t>
+      </w:r>
+      <w:proofErr w:type="gramStart"/>
+      <w:r>
+        <w:rPr>
+          <w:rFonts w:ascii="Times New Roman" w:hAnsi="Times New Roman" w:cs="Times New Roman"/>
+          <w:sz w:val="36"/>
+          <w:szCs w:val="36"/>
+        </w:rPr>
+        <w:t>maga</w:t>
+      </w:r>
+      <w:r>
+        <w:rPr>
+          <w:rFonts w:ascii="Times New Roman" w:hAnsi="Times New Roman" w:cs="Times New Roman"/>
+          <w:sz w:val="36"/>
+          <w:szCs w:val="36"/>
+        </w:rPr>
+        <w:t>zine  Dharati</w:t>
+      </w:r>
+      <w:proofErr w:type="gramEnd"/>
+      <w:r>
+        <w:rPr>
+          <w:rFonts w:ascii="Times New Roman" w:hAnsi="Times New Roman" w:cs="Times New Roman"/>
+          <w:sz w:val="36"/>
+          <w:szCs w:val="36"/>
+        </w:rPr>
+        <w:t>.</w:t>
       </w:r>
     </w:p>
     <w:p>
@@ -3596,7 +3684,25 @@
           <w:sz w:val="36"/>
           <w:szCs w:val="36"/>
         </w:rPr>
-        <w:t xml:space="preserve">    a) Short   :- ………………</w:t>
+        <w:t xml:space="preserve">    a) Short </w:t>
+      </w:r>
+      <w:proofErr w:type="gramStart"/>
+      <w:r>
+        <w:rPr>
+          <w:rFonts w:ascii="Times New Roman" w:hAnsi="Times New Roman" w:cs="Times New Roman"/>
+          <w:sz w:val="36"/>
+          <w:szCs w:val="36"/>
+        </w:rPr>
+        <w:t xml:space="preserve">  :</w:t>
+      </w:r>
+      <w:proofErr w:type="gramEnd"/>
+      <w:r>
+        <w:rPr>
+          <w:rFonts w:ascii="Times New Roman" w:hAnsi="Times New Roman" w:cs="Times New Roman"/>
+          <w:sz w:val="36"/>
+          <w:szCs w:val="36"/>
+        </w:rPr>
+        <w:t>- ………………</w:t>
       </w:r>
       <w:r>
         <w:rPr>
@@ -3644,7 +3750,25 @@
           <w:sz w:val="36"/>
           <w:szCs w:val="36"/>
         </w:rPr>
-        <w:t>New     :-……………….</w:t>
+        <w:t xml:space="preserve">New   </w:t>
+      </w:r>
+      <w:proofErr w:type="gramStart"/>
+      <w:r>
+        <w:rPr>
+          <w:rFonts w:ascii="Times New Roman" w:hAnsi="Times New Roman" w:cs="Times New Roman"/>
+          <w:sz w:val="36"/>
+          <w:szCs w:val="36"/>
+        </w:rPr>
+        <w:t xml:space="preserve">  :</w:t>
+      </w:r>
+      <w:proofErr w:type="gramEnd"/>
+      <w:r>
+        <w:rPr>
+          <w:rFonts w:ascii="Times New Roman" w:hAnsi="Times New Roman" w:cs="Times New Roman"/>
+          <w:sz w:val="36"/>
+          <w:szCs w:val="36"/>
+        </w:rPr>
+        <w:t>-……………….</w:t>
       </w:r>
     </w:p>
     <w:p>
@@ -3678,8 +3802,36 @@
           <w:sz w:val="36"/>
           <w:szCs w:val="36"/>
         </w:rPr>
-        <w:t>Fast      :-………………..</w:t>
-      </w:r>
+        <w:t xml:space="preserve">Fast    </w:t>
+      </w:r>
+      <w:proofErr w:type="gramStart"/>
+      <w:r>
+        <w:rPr>
+          <w:rFonts w:ascii="Times New Roman" w:hAnsi="Times New Roman" w:cs="Times New Roman"/>
+          <w:sz w:val="36"/>
+          <w:szCs w:val="36"/>
+        </w:rPr>
+        <w:t xml:space="preserve">  :</w:t>
+      </w:r>
+      <w:proofErr w:type="gramEnd"/>
+      <w:r>
+        <w:rPr>
+          <w:rFonts w:ascii="Times New Roman" w:hAnsi="Times New Roman" w:cs="Times New Roman"/>
+          <w:sz w:val="36"/>
+          <w:szCs w:val="36"/>
+        </w:rPr>
+        <w:t>-……………</w:t>
+      </w:r>
+      <w:proofErr w:type="gramStart"/>
+      <w:r>
+        <w:rPr>
+          <w:rFonts w:ascii="Times New Roman" w:hAnsi="Times New Roman" w:cs="Times New Roman"/>
+          <w:sz w:val="36"/>
+          <w:szCs w:val="36"/>
+        </w:rPr>
+        <w:t>…..</w:t>
+      </w:r>
+      <w:proofErr w:type="gramEnd"/>
     </w:p>
     <w:p>
       <w:pPr>
@@ -3796,7 +3948,25 @@
           <w:sz w:val="36"/>
           <w:szCs w:val="36"/>
         </w:rPr>
-        <w:t>Lovely    :-………………</w:t>
+        <w:t xml:space="preserve">Lovely  </w:t>
+      </w:r>
+      <w:proofErr w:type="gramStart"/>
+      <w:r>
+        <w:rPr>
+          <w:rFonts w:ascii="Times New Roman" w:hAnsi="Times New Roman" w:cs="Times New Roman"/>
+          <w:sz w:val="36"/>
+          <w:szCs w:val="36"/>
+        </w:rPr>
+        <w:t xml:space="preserve">  :</w:t>
+      </w:r>
+      <w:proofErr w:type="gramEnd"/>
+      <w:r>
+        <w:rPr>
+          <w:rFonts w:ascii="Times New Roman" w:hAnsi="Times New Roman" w:cs="Times New Roman"/>
+          <w:sz w:val="36"/>
+          <w:szCs w:val="36"/>
+        </w:rPr>
+        <w:t>-………………</w:t>
       </w:r>
       <w:r>
         <w:rPr>
@@ -3820,8 +3990,36 @@
           <w:sz w:val="36"/>
           <w:szCs w:val="36"/>
         </w:rPr>
-        <w:t>b) Small     :-………………..</w:t>
-      </w:r>
+        <w:t xml:space="preserve">b) Small   </w:t>
+      </w:r>
+      <w:proofErr w:type="gramStart"/>
+      <w:r>
+        <w:rPr>
+          <w:rFonts w:ascii="Times New Roman" w:hAnsi="Times New Roman" w:cs="Times New Roman"/>
+          <w:sz w:val="36"/>
+          <w:szCs w:val="36"/>
+        </w:rPr>
+        <w:t xml:space="preserve">  :</w:t>
+      </w:r>
+      <w:proofErr w:type="gramEnd"/>
+      <w:r>
+        <w:rPr>
+          <w:rFonts w:ascii="Times New Roman" w:hAnsi="Times New Roman" w:cs="Times New Roman"/>
+          <w:sz w:val="36"/>
+          <w:szCs w:val="36"/>
+        </w:rPr>
+        <w:t>-……………</w:t>
+      </w:r>
+      <w:proofErr w:type="gramStart"/>
+      <w:r>
+        <w:rPr>
+          <w:rFonts w:ascii="Times New Roman" w:hAnsi="Times New Roman" w:cs="Times New Roman"/>
+          <w:sz w:val="36"/>
+          <w:szCs w:val="36"/>
+        </w:rPr>
+        <w:t>…..</w:t>
+      </w:r>
+      <w:proofErr w:type="gramEnd"/>
     </w:p>
     <w:p>
       <w:pPr>
@@ -3918,7 +4116,25 @@
           <w:sz w:val="36"/>
           <w:szCs w:val="36"/>
         </w:rPr>
-        <w:t>you / are  / old /How /? /</w:t>
+        <w:t xml:space="preserve">you / </w:t>
+      </w:r>
+      <w:proofErr w:type="gramStart"/>
+      <w:r>
+        <w:rPr>
+          <w:rFonts w:ascii="Times New Roman" w:hAnsi="Times New Roman" w:cs="Times New Roman"/>
+          <w:sz w:val="36"/>
+          <w:szCs w:val="36"/>
+        </w:rPr>
+        <w:t>are  /</w:t>
+      </w:r>
+      <w:proofErr w:type="gramEnd"/>
+      <w:r>
+        <w:rPr>
+          <w:rFonts w:ascii="Times New Roman" w:hAnsi="Times New Roman" w:cs="Times New Roman"/>
+          <w:sz w:val="36"/>
+          <w:szCs w:val="36"/>
+        </w:rPr>
+        <w:t xml:space="preserve"> old /How /? /</w:t>
       </w:r>
     </w:p>
     <w:p>
@@ -4054,8 +4270,18 @@
           <w:sz w:val="36"/>
           <w:szCs w:val="36"/>
         </w:rPr>
-        <w:t>are / from / you / Where /?/</w:t>
-      </w:r>
+        <w:t xml:space="preserve">are / from / you / Where </w:t>
+      </w:r>
+      <w:proofErr w:type="gramStart"/>
+      <w:r>
+        <w:rPr>
+          <w:rFonts w:ascii="Times New Roman" w:hAnsi="Times New Roman" w:cs="Times New Roman"/>
+          <w:sz w:val="36"/>
+          <w:szCs w:val="36"/>
+        </w:rPr>
+        <w:t>/?/</w:t>
+      </w:r>
+      <w:proofErr w:type="gramEnd"/>
     </w:p>
     <w:p>
       <w:pPr>
@@ -4176,14 +4402,34 @@
           <w:szCs w:val="36"/>
         </w:rPr>
       </w:pPr>
-      <w:r>
-        <w:rPr>
-          <w:rFonts w:ascii="Times New Roman" w:hAnsi="Times New Roman" w:cs="Times New Roman"/>
-          <w:sz w:val="36"/>
-          <w:szCs w:val="36"/>
-        </w:rPr>
-        <w:t>What  /your  /hobbies /are/?/</w:t>
-      </w:r>
+      <w:proofErr w:type="gramStart"/>
+      <w:r>
+        <w:rPr>
+          <w:rFonts w:ascii="Times New Roman" w:hAnsi="Times New Roman" w:cs="Times New Roman"/>
+          <w:sz w:val="36"/>
+          <w:szCs w:val="36"/>
+        </w:rPr>
+        <w:t>What  /your  /</w:t>
+      </w:r>
+      <w:proofErr w:type="gramEnd"/>
+      <w:r>
+        <w:rPr>
+          <w:rFonts w:ascii="Times New Roman" w:hAnsi="Times New Roman" w:cs="Times New Roman"/>
+          <w:sz w:val="36"/>
+          <w:szCs w:val="36"/>
+        </w:rPr>
+        <w:t>hobbies /are</w:t>
+      </w:r>
+      <w:proofErr w:type="gramStart"/>
+      <w:r>
+        <w:rPr>
+          <w:rFonts w:ascii="Times New Roman" w:hAnsi="Times New Roman" w:cs="Times New Roman"/>
+          <w:sz w:val="36"/>
+          <w:szCs w:val="36"/>
+        </w:rPr>
+        <w:t>/?/</w:t>
+      </w:r>
+      <w:proofErr w:type="gramEnd"/>
     </w:p>
     <w:p>
       <w:pPr>
@@ -4294,7 +4540,43 @@
           <w:sz w:val="36"/>
           <w:szCs w:val="36"/>
         </w:rPr>
-        <w:t>is / the  /How /?/weather / today/</w:t>
+        <w:t xml:space="preserve">is / </w:t>
+      </w:r>
+      <w:proofErr w:type="gramStart"/>
+      <w:r>
+        <w:rPr>
+          <w:rFonts w:ascii="Times New Roman" w:hAnsi="Times New Roman" w:cs="Times New Roman"/>
+          <w:sz w:val="36"/>
+          <w:szCs w:val="36"/>
+        </w:rPr>
+        <w:t>the  /</w:t>
+      </w:r>
+      <w:proofErr w:type="gramEnd"/>
+      <w:r>
+        <w:rPr>
+          <w:rFonts w:ascii="Times New Roman" w:hAnsi="Times New Roman" w:cs="Times New Roman"/>
+          <w:sz w:val="36"/>
+          <w:szCs w:val="36"/>
+        </w:rPr>
+        <w:t xml:space="preserve">How </w:t>
+      </w:r>
+      <w:proofErr w:type="gramStart"/>
+      <w:r>
+        <w:rPr>
+          <w:rFonts w:ascii="Times New Roman" w:hAnsi="Times New Roman" w:cs="Times New Roman"/>
+          <w:sz w:val="36"/>
+          <w:szCs w:val="36"/>
+        </w:rPr>
+        <w:t>/?/</w:t>
+      </w:r>
+      <w:proofErr w:type="gramEnd"/>
+      <w:r>
+        <w:rPr>
+          <w:rFonts w:ascii="Times New Roman" w:hAnsi="Times New Roman" w:cs="Times New Roman"/>
+          <w:sz w:val="36"/>
+          <w:szCs w:val="36"/>
+        </w:rPr>
+        <w:t>weather / today/</w:t>
       </w:r>
     </w:p>
     <w:p>
@@ -4565,31 +4847,67 @@
           <w:sz w:val="36"/>
           <w:szCs w:val="36"/>
         </w:rPr>
-        <w:t xml:space="preserve">come   </w:t>
-      </w:r>
-      <w:r>
-        <w:rPr>
-          <w:rFonts w:ascii="Times New Roman" w:hAnsi="Times New Roman" w:cs="Times New Roman"/>
-          <w:sz w:val="36"/>
-          <w:szCs w:val="36"/>
-        </w:rPr>
-        <w:t xml:space="preserve">:-………………….         </w:t>
-      </w:r>
-      <w:r>
-        <w:rPr>
-          <w:rFonts w:ascii="Times New Roman" w:hAnsi="Times New Roman" w:cs="Times New Roman"/>
-          <w:sz w:val="36"/>
-          <w:szCs w:val="36"/>
-        </w:rPr>
-        <w:t xml:space="preserve"> b) walk</w:t>
-      </w:r>
-      <w:r>
-        <w:rPr>
-          <w:rFonts w:ascii="Times New Roman" w:hAnsi="Times New Roman" w:cs="Times New Roman"/>
-          <w:sz w:val="36"/>
-          <w:szCs w:val="36"/>
-        </w:rPr>
-        <w:t xml:space="preserve"> :-……………………</w:t>
+        <w:t xml:space="preserve">come </w:t>
+      </w:r>
+      <w:proofErr w:type="gramStart"/>
+      <w:r>
+        <w:rPr>
+          <w:rFonts w:ascii="Times New Roman" w:hAnsi="Times New Roman" w:cs="Times New Roman"/>
+          <w:sz w:val="36"/>
+          <w:szCs w:val="36"/>
+        </w:rPr>
+        <w:t xml:space="preserve">  </w:t>
+      </w:r>
+      <w:r>
+        <w:rPr>
+          <w:rFonts w:ascii="Times New Roman" w:hAnsi="Times New Roman" w:cs="Times New Roman"/>
+          <w:sz w:val="36"/>
+          <w:szCs w:val="36"/>
+        </w:rPr>
+        <w:t>:</w:t>
+      </w:r>
+      <w:proofErr w:type="gramEnd"/>
+      <w:r>
+        <w:rPr>
+          <w:rFonts w:ascii="Times New Roman" w:hAnsi="Times New Roman" w:cs="Times New Roman"/>
+          <w:sz w:val="36"/>
+          <w:szCs w:val="36"/>
+        </w:rPr>
+        <w:t xml:space="preserve">-………………….         </w:t>
+      </w:r>
+      <w:r>
+        <w:rPr>
+          <w:rFonts w:ascii="Times New Roman" w:hAnsi="Times New Roman" w:cs="Times New Roman"/>
+          <w:sz w:val="36"/>
+          <w:szCs w:val="36"/>
+        </w:rPr>
+        <w:t xml:space="preserve"> b) </w:t>
+      </w:r>
+      <w:proofErr w:type="gramStart"/>
+      <w:r>
+        <w:rPr>
+          <w:rFonts w:ascii="Times New Roman" w:hAnsi="Times New Roman" w:cs="Times New Roman"/>
+          <w:sz w:val="36"/>
+          <w:szCs w:val="36"/>
+        </w:rPr>
+        <w:t>walk</w:t>
+      </w:r>
+      <w:r>
+        <w:rPr>
+          <w:rFonts w:ascii="Times New Roman" w:hAnsi="Times New Roman" w:cs="Times New Roman"/>
+          <w:sz w:val="36"/>
+          <w:szCs w:val="36"/>
+        </w:rPr>
+        <w:t xml:space="preserve"> :</w:t>
+      </w:r>
+      <w:proofErr w:type="gramEnd"/>
+      <w:r>
+        <w:rPr>
+          <w:rFonts w:ascii="Times New Roman" w:hAnsi="Times New Roman" w:cs="Times New Roman"/>
+          <w:sz w:val="36"/>
+          <w:szCs w:val="36"/>
+        </w:rPr>
+        <w:t>-……………………</w:t>
       </w:r>
     </w:p>
     <w:p>
@@ -4610,15 +4928,33 @@
           <w:sz w:val="36"/>
           <w:szCs w:val="36"/>
         </w:rPr>
-        <w:t xml:space="preserve">   c) see</w:t>
-      </w:r>
-      <w:r>
-        <w:rPr>
-          <w:rFonts w:ascii="Times New Roman" w:hAnsi="Times New Roman" w:cs="Times New Roman"/>
-          <w:sz w:val="36"/>
-          <w:szCs w:val="36"/>
-        </w:rPr>
-        <w:t xml:space="preserve">  :-…………………….</w:t>
+        <w:t xml:space="preserve">   c) </w:t>
+      </w:r>
+      <w:proofErr w:type="gramStart"/>
+      <w:r>
+        <w:rPr>
+          <w:rFonts w:ascii="Times New Roman" w:hAnsi="Times New Roman" w:cs="Times New Roman"/>
+          <w:sz w:val="36"/>
+          <w:szCs w:val="36"/>
+        </w:rPr>
+        <w:t>see</w:t>
+      </w:r>
+      <w:r>
+        <w:rPr>
+          <w:rFonts w:ascii="Times New Roman" w:hAnsi="Times New Roman" w:cs="Times New Roman"/>
+          <w:sz w:val="36"/>
+          <w:szCs w:val="36"/>
+        </w:rPr>
+        <w:t xml:space="preserve">  :</w:t>
+      </w:r>
+      <w:proofErr w:type="gramEnd"/>
+      <w:r>
+        <w:rPr>
+          <w:rFonts w:ascii="Times New Roman" w:hAnsi="Times New Roman" w:cs="Times New Roman"/>
+          <w:sz w:val="36"/>
+          <w:szCs w:val="36"/>
+        </w:rPr>
+        <w:t>-…………………….</w:t>
       </w:r>
       <w:r>
         <w:rPr>
@@ -4642,15 +4978,33 @@
           <w:sz w:val="36"/>
           <w:szCs w:val="36"/>
         </w:rPr>
-        <w:t>d) visit</w:t>
-      </w:r>
-      <w:r>
-        <w:rPr>
-          <w:rFonts w:ascii="Times New Roman" w:hAnsi="Times New Roman" w:cs="Times New Roman"/>
-          <w:sz w:val="36"/>
-          <w:szCs w:val="36"/>
-        </w:rPr>
-        <w:t xml:space="preserve">  :-…………………….</w:t>
+        <w:t xml:space="preserve">d) </w:t>
+      </w:r>
+      <w:proofErr w:type="gramStart"/>
+      <w:r>
+        <w:rPr>
+          <w:rFonts w:ascii="Times New Roman" w:hAnsi="Times New Roman" w:cs="Times New Roman"/>
+          <w:sz w:val="36"/>
+          <w:szCs w:val="36"/>
+        </w:rPr>
+        <w:t>visit</w:t>
+      </w:r>
+      <w:r>
+        <w:rPr>
+          <w:rFonts w:ascii="Times New Roman" w:hAnsi="Times New Roman" w:cs="Times New Roman"/>
+          <w:sz w:val="36"/>
+          <w:szCs w:val="36"/>
+        </w:rPr>
+        <w:t xml:space="preserve">  :</w:t>
+      </w:r>
+      <w:proofErr w:type="gramEnd"/>
+      <w:r>
+        <w:rPr>
+          <w:rFonts w:ascii="Times New Roman" w:hAnsi="Times New Roman" w:cs="Times New Roman"/>
+          <w:sz w:val="36"/>
+          <w:szCs w:val="36"/>
+        </w:rPr>
+        <w:t>-…………………….</w:t>
       </w:r>
     </w:p>
     <w:p>
@@ -4776,8 +5130,36 @@
           <w:sz w:val="36"/>
           <w:szCs w:val="36"/>
         </w:rPr>
-        <w:t xml:space="preserve">   a) Friend  :-……………………………………………………………..</w:t>
-      </w:r>
+        <w:t xml:space="preserve">   a) </w:t>
+      </w:r>
+      <w:proofErr w:type="gramStart"/>
+      <w:r>
+        <w:rPr>
+          <w:rFonts w:ascii="Times New Roman" w:hAnsi="Times New Roman" w:cs="Times New Roman"/>
+          <w:sz w:val="36"/>
+          <w:szCs w:val="36"/>
+        </w:rPr>
+        <w:t>Friend  :</w:t>
+      </w:r>
+      <w:proofErr w:type="gramEnd"/>
+      <w:r>
+        <w:rPr>
+          <w:rFonts w:ascii="Times New Roman" w:hAnsi="Times New Roman" w:cs="Times New Roman"/>
+          <w:sz w:val="36"/>
+          <w:szCs w:val="36"/>
+        </w:rPr>
+        <w:t>-…………………………………………………………</w:t>
+      </w:r>
+      <w:proofErr w:type="gramStart"/>
+      <w:r>
+        <w:rPr>
+          <w:rFonts w:ascii="Times New Roman" w:hAnsi="Times New Roman" w:cs="Times New Roman"/>
+          <w:sz w:val="36"/>
+          <w:szCs w:val="36"/>
+        </w:rPr>
+        <w:t>…..</w:t>
+      </w:r>
+      <w:proofErr w:type="gramEnd"/>
     </w:p>
     <w:p>
       <w:pPr>
@@ -4797,8 +5179,36 @@
           <w:sz w:val="36"/>
           <w:szCs w:val="36"/>
         </w:rPr>
-        <w:t xml:space="preserve">   b) Dance :-………………………………………………………….....</w:t>
-      </w:r>
+        <w:t xml:space="preserve">   b) </w:t>
+      </w:r>
+      <w:proofErr w:type="gramStart"/>
+      <w:r>
+        <w:rPr>
+          <w:rFonts w:ascii="Times New Roman" w:hAnsi="Times New Roman" w:cs="Times New Roman"/>
+          <w:sz w:val="36"/>
+          <w:szCs w:val="36"/>
+        </w:rPr>
+        <w:t>Dance :</w:t>
+      </w:r>
+      <w:proofErr w:type="gramEnd"/>
+      <w:r>
+        <w:rPr>
+          <w:rFonts w:ascii="Times New Roman" w:hAnsi="Times New Roman" w:cs="Times New Roman"/>
+          <w:sz w:val="36"/>
+          <w:szCs w:val="36"/>
+        </w:rPr>
+        <w:t>-…………………………………………………………</w:t>
+      </w:r>
+      <w:proofErr w:type="gramStart"/>
+      <w:r>
+        <w:rPr>
+          <w:rFonts w:ascii="Times New Roman" w:hAnsi="Times New Roman" w:cs="Times New Roman"/>
+          <w:sz w:val="36"/>
+          <w:szCs w:val="36"/>
+        </w:rPr>
+        <w:t>.....</w:t>
+      </w:r>
+      <w:proofErr w:type="gramEnd"/>
     </w:p>
     <w:p>
       <w:pPr>
@@ -4828,13 +5238,23 @@
         </w:rPr>
         <w:t xml:space="preserve"> </w:t>
       </w:r>
-      <w:r>
-        <w:rPr>
-          <w:rFonts w:ascii="Times New Roman" w:hAnsi="Times New Roman" w:cs="Times New Roman"/>
-          <w:sz w:val="36"/>
-          <w:szCs w:val="36"/>
-        </w:rPr>
-        <w:t>go:-……………………………………………………………</w:t>
+      <w:proofErr w:type="gramStart"/>
+      <w:r>
+        <w:rPr>
+          <w:rFonts w:ascii="Times New Roman" w:hAnsi="Times New Roman" w:cs="Times New Roman"/>
+          <w:sz w:val="36"/>
+          <w:szCs w:val="36"/>
+        </w:rPr>
+        <w:t>go:-</w:t>
+      </w:r>
+      <w:proofErr w:type="gramEnd"/>
+      <w:r>
+        <w:rPr>
+          <w:rFonts w:ascii="Times New Roman" w:hAnsi="Times New Roman" w:cs="Times New Roman"/>
+          <w:sz w:val="36"/>
+          <w:szCs w:val="36"/>
+        </w:rPr>
+        <w:t>……………………………………………………………</w:t>
       </w:r>
       <w:r>
         <w:rPr>
@@ -5009,7 +5429,25 @@
           <w:sz w:val="36"/>
           <w:szCs w:val="36"/>
         </w:rPr>
-        <w:t>Rubina has a fever ………….. a headache.</w:t>
+        <w:t>Rubina has a fever ………</w:t>
+      </w:r>
+      <w:proofErr w:type="gramStart"/>
+      <w:r>
+        <w:rPr>
+          <w:rFonts w:ascii="Times New Roman" w:hAnsi="Times New Roman" w:cs="Times New Roman"/>
+          <w:sz w:val="36"/>
+          <w:szCs w:val="36"/>
+        </w:rPr>
+        <w:t>…..</w:t>
+      </w:r>
+      <w:proofErr w:type="gramEnd"/>
+      <w:r>
+        <w:rPr>
+          <w:rFonts w:ascii="Times New Roman" w:hAnsi="Times New Roman" w:cs="Times New Roman"/>
+          <w:sz w:val="36"/>
+          <w:szCs w:val="36"/>
+        </w:rPr>
+        <w:t xml:space="preserve"> a headache.</w:t>
       </w:r>
     </w:p>
     <w:p>
@@ -5063,7 +5501,25 @@
           <w:sz w:val="36"/>
           <w:szCs w:val="36"/>
         </w:rPr>
-        <w:t>I wanted to buy a book ………….. I didn’t have enough money.</w:t>
+        <w:t>I wanted to buy a book ………</w:t>
+      </w:r>
+      <w:proofErr w:type="gramStart"/>
+      <w:r>
+        <w:rPr>
+          <w:rFonts w:ascii="Times New Roman" w:hAnsi="Times New Roman" w:cs="Times New Roman"/>
+          <w:sz w:val="36"/>
+          <w:szCs w:val="36"/>
+        </w:rPr>
+        <w:t>…..</w:t>
+      </w:r>
+      <w:proofErr w:type="gramEnd"/>
+      <w:r>
+        <w:rPr>
+          <w:rFonts w:ascii="Times New Roman" w:hAnsi="Times New Roman" w:cs="Times New Roman"/>
+          <w:sz w:val="36"/>
+          <w:szCs w:val="36"/>
+        </w:rPr>
+        <w:t xml:space="preserve"> I didn’t have enough money.</w:t>
       </w:r>
     </w:p>
     <w:p>
@@ -5090,7 +5546,25 @@
           <w:sz w:val="36"/>
           <w:szCs w:val="36"/>
         </w:rPr>
-        <w:t>You have to speak louder …………….. he can’t hear well.</w:t>
+        <w:t>You have to speak louder …………</w:t>
+      </w:r>
+      <w:proofErr w:type="gramStart"/>
+      <w:r>
+        <w:rPr>
+          <w:rFonts w:ascii="Times New Roman" w:hAnsi="Times New Roman" w:cs="Times New Roman"/>
+          <w:sz w:val="36"/>
+          <w:szCs w:val="36"/>
+        </w:rPr>
+        <w:t>…..</w:t>
+      </w:r>
+      <w:proofErr w:type="gramEnd"/>
+      <w:r>
+        <w:rPr>
+          <w:rFonts w:ascii="Times New Roman" w:hAnsi="Times New Roman" w:cs="Times New Roman"/>
+          <w:sz w:val="36"/>
+          <w:szCs w:val="36"/>
+        </w:rPr>
+        <w:t xml:space="preserve"> he can’t hear well.</w:t>
       </w:r>
     </w:p>
     <w:p>
@@ -5117,7 +5591,25 @@
           <w:sz w:val="36"/>
           <w:szCs w:val="36"/>
         </w:rPr>
-        <w:t>I ‘ve got a brother ………….. a sister.</w:t>
+        <w:t>I ‘ve got a brother ………</w:t>
+      </w:r>
+      <w:proofErr w:type="gramStart"/>
+      <w:r>
+        <w:rPr>
+          <w:rFonts w:ascii="Times New Roman" w:hAnsi="Times New Roman" w:cs="Times New Roman"/>
+          <w:sz w:val="36"/>
+          <w:szCs w:val="36"/>
+        </w:rPr>
+        <w:t>…..</w:t>
+      </w:r>
+      <w:proofErr w:type="gramEnd"/>
+      <w:r>
+        <w:rPr>
+          <w:rFonts w:ascii="Times New Roman" w:hAnsi="Times New Roman" w:cs="Times New Roman"/>
+          <w:sz w:val="36"/>
+          <w:szCs w:val="36"/>
+        </w:rPr>
+        <w:t xml:space="preserve"> a sister.</w:t>
       </w:r>
     </w:p>
     <w:p>
@@ -6166,7 +6658,25 @@
           <w:sz w:val="36"/>
           <w:szCs w:val="36"/>
         </w:rPr>
-        <w:t xml:space="preserve">    a) clear   :-………………         </w:t>
+        <w:t xml:space="preserve">    a) clear </w:t>
+      </w:r>
+      <w:proofErr w:type="gramStart"/>
+      <w:r>
+        <w:rPr>
+          <w:rFonts w:ascii="Times New Roman" w:hAnsi="Times New Roman" w:cs="Times New Roman"/>
+          <w:sz w:val="36"/>
+          <w:szCs w:val="36"/>
+        </w:rPr>
+        <w:t xml:space="preserve">  :</w:t>
+      </w:r>
+      <w:proofErr w:type="gramEnd"/>
+      <w:r>
+        <w:rPr>
+          <w:rFonts w:ascii="Times New Roman" w:hAnsi="Times New Roman" w:cs="Times New Roman"/>
+          <w:sz w:val="36"/>
+          <w:szCs w:val="36"/>
+        </w:rPr>
+        <w:t xml:space="preserve">-………………         </w:t>
       </w:r>
       <w:r>
         <w:rPr>
@@ -6200,13 +6710,23 @@
         </w:rPr>
         <w:t xml:space="preserve"> </w:t>
       </w:r>
-      <w:r>
-        <w:rPr>
-          <w:rFonts w:ascii="Times New Roman" w:hAnsi="Times New Roman" w:cs="Times New Roman"/>
-          <w:sz w:val="36"/>
-          <w:szCs w:val="36"/>
-        </w:rPr>
-        <w:t>brave  :-………………</w:t>
+      <w:proofErr w:type="gramStart"/>
+      <w:r>
+        <w:rPr>
+          <w:rFonts w:ascii="Times New Roman" w:hAnsi="Times New Roman" w:cs="Times New Roman"/>
+          <w:sz w:val="36"/>
+          <w:szCs w:val="36"/>
+        </w:rPr>
+        <w:t>brave  :</w:t>
+      </w:r>
+      <w:proofErr w:type="gramEnd"/>
+      <w:r>
+        <w:rPr>
+          <w:rFonts w:ascii="Times New Roman" w:hAnsi="Times New Roman" w:cs="Times New Roman"/>
+          <w:sz w:val="36"/>
+          <w:szCs w:val="36"/>
+        </w:rPr>
+        <w:t>-………………</w:t>
       </w:r>
     </w:p>
     <w:p>
@@ -6243,7 +6763,25 @@
           <w:sz w:val="36"/>
           <w:szCs w:val="36"/>
         </w:rPr>
-        <w:t xml:space="preserve">sad      :-……………….        </w:t>
+        <w:t xml:space="preserve">sad    </w:t>
+      </w:r>
+      <w:proofErr w:type="gramStart"/>
+      <w:r>
+        <w:rPr>
+          <w:rFonts w:ascii="Times New Roman" w:hAnsi="Times New Roman" w:cs="Times New Roman"/>
+          <w:sz w:val="36"/>
+          <w:szCs w:val="36"/>
+        </w:rPr>
+        <w:t xml:space="preserve">  :</w:t>
+      </w:r>
+      <w:proofErr w:type="gramEnd"/>
+      <w:r>
+        <w:rPr>
+          <w:rFonts w:ascii="Times New Roman" w:hAnsi="Times New Roman" w:cs="Times New Roman"/>
+          <w:sz w:val="36"/>
+          <w:szCs w:val="36"/>
+        </w:rPr>
+        <w:t xml:space="preserve">-……………….        </w:t>
       </w:r>
       <w:r>
         <w:rPr>
@@ -6283,7 +6821,25 @@
           <w:sz w:val="36"/>
           <w:szCs w:val="36"/>
         </w:rPr>
-        <w:t>kind    :-……………….</w:t>
+        <w:t xml:space="preserve">kind  </w:t>
+      </w:r>
+      <w:proofErr w:type="gramStart"/>
+      <w:r>
+        <w:rPr>
+          <w:rFonts w:ascii="Times New Roman" w:hAnsi="Times New Roman" w:cs="Times New Roman"/>
+          <w:sz w:val="36"/>
+          <w:szCs w:val="36"/>
+        </w:rPr>
+        <w:t xml:space="preserve">  :</w:t>
+      </w:r>
+      <w:proofErr w:type="gramEnd"/>
+      <w:r>
+        <w:rPr>
+          <w:rFonts w:ascii="Times New Roman" w:hAnsi="Times New Roman" w:cs="Times New Roman"/>
+          <w:sz w:val="36"/>
+          <w:szCs w:val="36"/>
+        </w:rPr>
+        <w:t>-……………….</w:t>
       </w:r>
     </w:p>
     <w:p>
@@ -6314,13 +6870,23 @@
         </w:rPr>
         <w:t xml:space="preserve"> </w:t>
       </w:r>
-      <w:r>
-        <w:rPr>
-          <w:rFonts w:ascii="Times New Roman" w:hAnsi="Times New Roman" w:cs="Times New Roman"/>
-          <w:sz w:val="36"/>
-          <w:szCs w:val="36"/>
-        </w:rPr>
-        <w:t>quick  :-……………</w:t>
+      <w:proofErr w:type="gramStart"/>
+      <w:r>
+        <w:rPr>
+          <w:rFonts w:ascii="Times New Roman" w:hAnsi="Times New Roman" w:cs="Times New Roman"/>
+          <w:sz w:val="36"/>
+          <w:szCs w:val="36"/>
+        </w:rPr>
+        <w:t>quick  :</w:t>
+      </w:r>
+      <w:proofErr w:type="gramEnd"/>
+      <w:r>
+        <w:rPr>
+          <w:rFonts w:ascii="Times New Roman" w:hAnsi="Times New Roman" w:cs="Times New Roman"/>
+          <w:sz w:val="36"/>
+          <w:szCs w:val="36"/>
+        </w:rPr>
+        <w:t>-……………</w:t>
       </w:r>
     </w:p>
     <w:p>

--- a/Received/3/3, English I.docx
+++ b/Received/3/3, English I.docx
@@ -266,27 +266,7 @@
           <w:sz w:val="24"/>
           <w:szCs w:val="24"/>
         </w:rPr>
-        <w:t xml:space="preserve">Ratnanagar-7, </w:t>
-      </w:r>
-      <w:proofErr w:type="spellStart"/>
-      <w:r>
-        <w:rPr>
-          <w:rFonts w:ascii="Times New Roman" w:hAnsi="Times New Roman" w:cs="Times New Roman"/>
-          <w:b/>
-          <w:sz w:val="24"/>
-          <w:szCs w:val="24"/>
-        </w:rPr>
-        <w:t>Sauraha</w:t>
-      </w:r>
-      <w:proofErr w:type="spellEnd"/>
-      <w:r>
-        <w:rPr>
-          <w:rFonts w:ascii="Times New Roman" w:hAnsi="Times New Roman" w:cs="Times New Roman"/>
-          <w:b/>
-          <w:sz w:val="24"/>
-          <w:szCs w:val="24"/>
-        </w:rPr>
-        <w:t>, Chitwan</w:t>
+        <w:t>Ratnanagar-7, Sauraha, Chitwan</w:t>
       </w:r>
     </w:p>
     <w:p>
@@ -468,7 +448,7 @@
           <w:sz w:val="28"/>
           <w:szCs w:val="28"/>
         </w:rPr>
-        <w:t xml:space="preserve">F.M.: 50 </w:t>
+        <w:t>F.M.: 50</w:t>
       </w:r>
     </w:p>
     <w:p>
@@ -841,29 +821,7 @@
           <w:sz w:val="36"/>
           <w:szCs w:val="36"/>
         </w:rPr>
-        <w:t xml:space="preserve">Read the passage and do the </w:t>
-      </w:r>
-      <w:proofErr w:type="spellStart"/>
-      <w:r>
-        <w:rPr>
-          <w:rFonts w:ascii="Times New Roman" w:hAnsi="Times New Roman" w:cs="Times New Roman"/>
-          <w:b/>
-          <w:bCs/>
-          <w:sz w:val="36"/>
-          <w:szCs w:val="36"/>
-        </w:rPr>
-        <w:t>activies</w:t>
-      </w:r>
-      <w:proofErr w:type="spellEnd"/>
-      <w:r>
-        <w:rPr>
-          <w:rFonts w:ascii="Times New Roman" w:hAnsi="Times New Roman" w:cs="Times New Roman"/>
-          <w:b/>
-          <w:bCs/>
-          <w:sz w:val="36"/>
-          <w:szCs w:val="36"/>
-        </w:rPr>
-        <w:t xml:space="preserve"> given below.</w:t>
+        <w:t>Read the passage and do the activies given below.</w:t>
       </w:r>
       <w:r>
         <w:rPr>
@@ -911,45 +869,8 @@
           <w:sz w:val="36"/>
           <w:szCs w:val="36"/>
         </w:rPr>
-        <w:t xml:space="preserve">   Hello, my name is </w:t>
-      </w:r>
-      <w:proofErr w:type="spellStart"/>
-      <w:r>
-        <w:rPr>
-          <w:rFonts w:ascii="Times New Roman" w:hAnsi="Times New Roman" w:cs="Times New Roman"/>
-          <w:sz w:val="36"/>
-          <w:szCs w:val="36"/>
-        </w:rPr>
-        <w:t>Nurbu</w:t>
-      </w:r>
-      <w:proofErr w:type="spellEnd"/>
-      <w:r>
-        <w:rPr>
-          <w:rFonts w:ascii="Times New Roman" w:hAnsi="Times New Roman" w:cs="Times New Roman"/>
-          <w:sz w:val="36"/>
-          <w:szCs w:val="36"/>
-        </w:rPr>
-        <w:t xml:space="preserve">. I live in </w:t>
-      </w:r>
-      <w:proofErr w:type="spellStart"/>
-      <w:r>
-        <w:rPr>
-          <w:rFonts w:ascii="Times New Roman" w:hAnsi="Times New Roman" w:cs="Times New Roman"/>
-          <w:sz w:val="36"/>
-          <w:szCs w:val="36"/>
-        </w:rPr>
-        <w:t>Solukhumbu</w:t>
-      </w:r>
-      <w:proofErr w:type="spellEnd"/>
-      <w:r>
-        <w:rPr>
-          <w:rFonts w:ascii="Times New Roman" w:hAnsi="Times New Roman" w:cs="Times New Roman"/>
-          <w:sz w:val="36"/>
-          <w:szCs w:val="36"/>
-        </w:rPr>
-        <w:t xml:space="preserve">. I have a joint family. There are ten members in my </w:t>
-      </w:r>
-      <w:proofErr w:type="spellStart"/>
+        <w:t xml:space="preserve">   Hello, my name is Nurbu. I live in Solukhumbu. I have a joint family. There are ten members in my </w:t>
+      </w:r>
       <w:proofErr w:type="gramStart"/>
       <w:r>
         <w:rPr>
@@ -959,7 +880,6 @@
         </w:rPr>
         <w:t>family.They</w:t>
       </w:r>
-      <w:proofErr w:type="spellEnd"/>
       <w:proofErr w:type="gramEnd"/>
       <w:r>
         <w:rPr>
@@ -1079,25 +999,7 @@
           <w:sz w:val="36"/>
           <w:szCs w:val="36"/>
         </w:rPr>
-        <w:t xml:space="preserve">He is seventy years old. My grandmother is about </w:t>
-      </w:r>
-      <w:proofErr w:type="spellStart"/>
-      <w:r>
-        <w:rPr>
-          <w:rFonts w:ascii="Times New Roman" w:hAnsi="Times New Roman" w:cs="Times New Roman"/>
-          <w:sz w:val="36"/>
-          <w:szCs w:val="36"/>
-        </w:rPr>
-        <w:t>sisty</w:t>
-      </w:r>
-      <w:proofErr w:type="spellEnd"/>
-      <w:r>
-        <w:rPr>
-          <w:rFonts w:ascii="Times New Roman" w:hAnsi="Times New Roman" w:cs="Times New Roman"/>
-          <w:sz w:val="36"/>
-          <w:szCs w:val="36"/>
-        </w:rPr>
-        <w:t>-five. My father’s name is Kumar Rai.</w:t>
+        <w:t>He is seventy years old. My grandmother is about sisty-five. My father’s name is Kumar Rai.</w:t>
       </w:r>
       <w:r>
         <w:rPr>
@@ -1438,23 +1340,13 @@
           </mc:Fallback>
         </mc:AlternateContent>
       </w:r>
-      <w:proofErr w:type="spellStart"/>
-      <w:r>
-        <w:rPr>
-          <w:rFonts w:ascii="Times New Roman" w:hAnsi="Times New Roman" w:cs="Times New Roman"/>
-          <w:sz w:val="36"/>
-          <w:szCs w:val="36"/>
-        </w:rPr>
-        <w:t>Narbu</w:t>
-      </w:r>
-      <w:proofErr w:type="spellEnd"/>
-      <w:r>
-        <w:rPr>
-          <w:rFonts w:ascii="Times New Roman" w:hAnsi="Times New Roman" w:cs="Times New Roman"/>
-          <w:sz w:val="36"/>
-          <w:szCs w:val="36"/>
-        </w:rPr>
-        <w:t xml:space="preserve"> has a grandfather.</w:t>
+      <w:r>
+        <w:rPr>
+          <w:rFonts w:ascii="Times New Roman" w:hAnsi="Times New Roman" w:cs="Times New Roman"/>
+          <w:sz w:val="36"/>
+          <w:szCs w:val="36"/>
+        </w:rPr>
+        <w:t>Narbu has a grandfather.</w:t>
       </w:r>
     </w:p>
     <w:p>
@@ -1656,25 +1548,7 @@
           <w:sz w:val="36"/>
           <w:szCs w:val="36"/>
         </w:rPr>
-        <w:t xml:space="preserve">How many members are there in </w:t>
-      </w:r>
-      <w:proofErr w:type="spellStart"/>
-      <w:r>
-        <w:rPr>
-          <w:rFonts w:ascii="Times New Roman" w:hAnsi="Times New Roman" w:cs="Times New Roman"/>
-          <w:sz w:val="36"/>
-          <w:szCs w:val="36"/>
-        </w:rPr>
-        <w:t>Narbu’s</w:t>
-      </w:r>
-      <w:proofErr w:type="spellEnd"/>
-      <w:r>
-        <w:rPr>
-          <w:rFonts w:ascii="Times New Roman" w:hAnsi="Times New Roman" w:cs="Times New Roman"/>
-          <w:sz w:val="36"/>
-          <w:szCs w:val="36"/>
-        </w:rPr>
-        <w:t xml:space="preserve"> family?</w:t>
+        <w:t>How many members are there in Narbu’s family?</w:t>
       </w:r>
     </w:p>
     <w:p>
@@ -2063,7 +1937,6 @@
         </w:rPr>
         <w:t xml:space="preserve">Parijat was born in 1994 </w:t>
       </w:r>
-      <w:proofErr w:type="spellStart"/>
       <w:proofErr w:type="gramStart"/>
       <w:r>
         <w:rPr>
@@ -2073,7 +1946,6 @@
         </w:rPr>
         <w:t>BS,Baisakh</w:t>
       </w:r>
-      <w:proofErr w:type="spellEnd"/>
       <w:proofErr w:type="gramEnd"/>
       <w:r>
         <w:rPr>
@@ -2145,25 +2017,7 @@
           <w:sz w:val="36"/>
           <w:szCs w:val="36"/>
         </w:rPr>
-        <w:t xml:space="preserve">Her father’s name was Kalu Singh </w:t>
-      </w:r>
-      <w:proofErr w:type="spellStart"/>
-      <w:r>
-        <w:rPr>
-          <w:rFonts w:ascii="Times New Roman" w:hAnsi="Times New Roman" w:cs="Times New Roman"/>
-          <w:sz w:val="36"/>
-          <w:szCs w:val="36"/>
-        </w:rPr>
-        <w:t>Waiba</w:t>
-      </w:r>
-      <w:proofErr w:type="spellEnd"/>
-      <w:r>
-        <w:rPr>
-          <w:rFonts w:ascii="Times New Roman" w:hAnsi="Times New Roman" w:cs="Times New Roman"/>
-          <w:sz w:val="36"/>
-          <w:szCs w:val="36"/>
-        </w:rPr>
-        <w:t xml:space="preserve"> and mother’s name was Amrita Moktan.</w:t>
+        <w:t>Her father’s name was Kalu Singh Waiba and mother’s name was Amrita Moktan.</w:t>
       </w:r>
       <w:r>
         <w:rPr>
@@ -2179,18 +2033,8 @@
           <w:sz w:val="36"/>
           <w:szCs w:val="36"/>
         </w:rPr>
-        <w:t xml:space="preserve">She passed her SLC from </w:t>
-      </w:r>
-      <w:proofErr w:type="spellStart"/>
-      <w:r>
-        <w:rPr>
-          <w:rFonts w:ascii="Times New Roman" w:hAnsi="Times New Roman" w:cs="Times New Roman"/>
-          <w:sz w:val="36"/>
-          <w:szCs w:val="36"/>
-        </w:rPr>
-        <w:t>Padmakanya</w:t>
-      </w:r>
-      <w:proofErr w:type="spellEnd"/>
+        <w:t>She passed her SLC from Padmakanya Vidyashram of Kathmandu.She did her Bachelor’s degree in Kathmandu.</w:t>
+      </w:r>
       <w:r>
         <w:rPr>
           <w:rFonts w:ascii="Times New Roman" w:hAnsi="Times New Roman" w:cs="Times New Roman"/>
@@ -2199,41 +2043,13 @@
         </w:rPr>
         <w:t xml:space="preserve"> </w:t>
       </w:r>
-      <w:proofErr w:type="spellStart"/>
-      <w:r>
-        <w:rPr>
-          <w:rFonts w:ascii="Times New Roman" w:hAnsi="Times New Roman" w:cs="Times New Roman"/>
-          <w:sz w:val="36"/>
-          <w:szCs w:val="36"/>
-        </w:rPr>
-        <w:t>Vidyashram</w:t>
-      </w:r>
-      <w:proofErr w:type="spellEnd"/>
-      <w:r>
-        <w:rPr>
-          <w:rFonts w:ascii="Times New Roman" w:hAnsi="Times New Roman" w:cs="Times New Roman"/>
-          <w:sz w:val="36"/>
-          <w:szCs w:val="36"/>
-        </w:rPr>
-        <w:t xml:space="preserve"> of </w:t>
-      </w:r>
-      <w:proofErr w:type="spellStart"/>
-      <w:r>
-        <w:rPr>
-          <w:rFonts w:ascii="Times New Roman" w:hAnsi="Times New Roman" w:cs="Times New Roman"/>
-          <w:sz w:val="36"/>
-          <w:szCs w:val="36"/>
-        </w:rPr>
-        <w:t>Kathmandu.She</w:t>
-      </w:r>
-      <w:proofErr w:type="spellEnd"/>
-      <w:r>
-        <w:rPr>
-          <w:rFonts w:ascii="Times New Roman" w:hAnsi="Times New Roman" w:cs="Times New Roman"/>
-          <w:sz w:val="36"/>
-          <w:szCs w:val="36"/>
-        </w:rPr>
-        <w:t xml:space="preserve"> did her Bachelor’s degree in Kathmandu.</w:t>
+      <w:r>
+        <w:rPr>
+          <w:rFonts w:ascii="Times New Roman" w:hAnsi="Times New Roman" w:cs="Times New Roman"/>
+          <w:sz w:val="36"/>
+          <w:szCs w:val="36"/>
+        </w:rPr>
+        <w:t>She began her literary career by publishing poems in magazine Dharati.</w:t>
       </w:r>
       <w:r>
         <w:rPr>
@@ -2249,7 +2065,7 @@
           <w:sz w:val="36"/>
           <w:szCs w:val="36"/>
         </w:rPr>
-        <w:t>She began her literary career by publishing poems in magazine Dharati.</w:t>
+        <w:t>She wrote poems,</w:t>
       </w:r>
       <w:r>
         <w:rPr>
@@ -2265,7 +2081,7 @@
           <w:sz w:val="36"/>
           <w:szCs w:val="36"/>
         </w:rPr>
-        <w:t>She wrote poems,</w:t>
+        <w:t>stories,</w:t>
       </w:r>
       <w:r>
         <w:rPr>
@@ -2281,7 +2097,7 @@
           <w:sz w:val="36"/>
           <w:szCs w:val="36"/>
         </w:rPr>
-        <w:t>stories,</w:t>
+        <w:t>novels and essays.</w:t>
       </w:r>
       <w:r>
         <w:rPr>
@@ -2297,41 +2113,7 @@
           <w:sz w:val="36"/>
           <w:szCs w:val="36"/>
         </w:rPr>
-        <w:t>novels and essays.</w:t>
-      </w:r>
-      <w:r>
-        <w:rPr>
-          <w:rFonts w:ascii="Times New Roman" w:hAnsi="Times New Roman" w:cs="Times New Roman"/>
-          <w:sz w:val="36"/>
-          <w:szCs w:val="36"/>
-        </w:rPr>
-        <w:t xml:space="preserve"> </w:t>
-      </w:r>
-      <w:r>
-        <w:rPr>
-          <w:rFonts w:ascii="Times New Roman" w:hAnsi="Times New Roman" w:cs="Times New Roman"/>
-          <w:sz w:val="36"/>
-          <w:szCs w:val="36"/>
-        </w:rPr>
-        <w:t xml:space="preserve">She won the Madan Prize for her novel </w:t>
-      </w:r>
-      <w:proofErr w:type="spellStart"/>
-      <w:r>
-        <w:rPr>
-          <w:rFonts w:ascii="Times New Roman" w:hAnsi="Times New Roman" w:cs="Times New Roman"/>
-          <w:sz w:val="36"/>
-          <w:szCs w:val="36"/>
-        </w:rPr>
-        <w:t>Shririshko</w:t>
-      </w:r>
-      <w:proofErr w:type="spellEnd"/>
-      <w:r>
-        <w:rPr>
-          <w:rFonts w:ascii="Times New Roman" w:hAnsi="Times New Roman" w:cs="Times New Roman"/>
-          <w:sz w:val="36"/>
-          <w:szCs w:val="36"/>
-        </w:rPr>
-        <w:t xml:space="preserve"> Phool in 2022 BS.</w:t>
+        <w:t>She won the Madan Prize for her novel Shririshko Phool in 2022 BS.</w:t>
       </w:r>
       <w:r>
         <w:rPr>
@@ -2508,13 +2290,13 @@
         <mc:AlternateContent>
           <mc:Choice Requires="wps">
             <w:drawing>
-              <wp:anchor distT="0" distB="0" distL="114300" distR="114300" simplePos="0" relativeHeight="251688960" behindDoc="0" locked="0" layoutInCell="1" allowOverlap="1" wp14:anchorId="301AADB5" wp14:editId="1C24C254">
+              <wp:anchor distT="0" distB="0" distL="114300" distR="114300" simplePos="0" relativeHeight="251688960" behindDoc="0" locked="0" layoutInCell="1" allowOverlap="1" wp14:anchorId="301AADB5" wp14:editId="4EE1FC28">
                 <wp:simplePos x="0" y="0"/>
                 <wp:positionH relativeFrom="column">
-                  <wp:posOffset>2720975</wp:posOffset>
+                  <wp:posOffset>3061143</wp:posOffset>
                 </wp:positionH>
                 <wp:positionV relativeFrom="paragraph">
-                  <wp:posOffset>43815</wp:posOffset>
+                  <wp:posOffset>11755</wp:posOffset>
                 </wp:positionV>
                 <wp:extent cx="650240" cy="254635"/>
                 <wp:effectExtent l="0" t="0" r="16510" b="12065"/>
@@ -2576,7 +2358,7 @@
           </mc:Choice>
           <mc:Fallback>
             <w:pict>
-              <v:shape w14:anchorId="301AADB5" id="Text Box 1712970970" o:spid="_x0000_s1030" type="#_x0000_t202" style="position:absolute;left:0;text-align:left;margin-left:214.25pt;margin-top:3.45pt;width:51.2pt;height:20.05pt;z-index:251688960;visibility:visible;mso-wrap-style:square;mso-wrap-distance-left:9pt;mso-wrap-distance-top:0;mso-wrap-distance-right:9pt;mso-wrap-distance-bottom:0;mso-position-horizontal:absolute;mso-position-horizontal-relative:text;mso-position-vertical:absolute;mso-position-vertical-relative:text;v-text-anchor:top" o:gfxdata="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" fillcolor="white [3201]" strokeweight=".5pt">
+              <v:shape w14:anchorId="301AADB5" id="Text Box 1712970970" o:spid="_x0000_s1030" type="#_x0000_t202" style="position:absolute;left:0;text-align:left;margin-left:241.05pt;margin-top:.95pt;width:51.2pt;height:20.05pt;z-index:251688960;visibility:visible;mso-wrap-style:square;mso-wrap-distance-left:9pt;mso-wrap-distance-top:0;mso-wrap-distance-right:9pt;mso-wrap-distance-bottom:0;mso-position-horizontal:absolute;mso-position-horizontal-relative:text;mso-position-vertical:absolute;mso-position-vertical-relative:text;v-text-anchor:top" o:gfxdata="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" fillcolor="white [3201]" strokeweight=".5pt">
                 <v:textbox>
                   <w:txbxContent>
                     <w:p/>
@@ -2593,7 +2375,23 @@
           <w:sz w:val="36"/>
           <w:szCs w:val="36"/>
         </w:rPr>
-        <w:t xml:space="preserve">   a) Parijat was born in 1994.</w:t>
+        <w:t xml:space="preserve">   a) Parijat was born in 1994</w:t>
+      </w:r>
+      <w:r>
+        <w:rPr>
+          <w:rFonts w:ascii="Times New Roman" w:hAnsi="Times New Roman" w:cs="Times New Roman"/>
+          <w:sz w:val="36"/>
+          <w:szCs w:val="36"/>
+        </w:rPr>
+        <w:t xml:space="preserve"> BS</w:t>
+      </w:r>
+      <w:r>
+        <w:rPr>
+          <w:rFonts w:ascii="Times New Roman" w:hAnsi="Times New Roman" w:cs="Times New Roman"/>
+          <w:sz w:val="36"/>
+          <w:szCs w:val="36"/>
+        </w:rPr>
+        <w:t>.</w:t>
       </w:r>
     </w:p>
     <w:p>
@@ -2716,25 +2514,7 @@
           <w:sz w:val="36"/>
           <w:szCs w:val="36"/>
         </w:rPr>
-        <w:t xml:space="preserve">Her novel </w:t>
-      </w:r>
-      <w:proofErr w:type="spellStart"/>
-      <w:r>
-        <w:rPr>
-          <w:rFonts w:ascii="Times New Roman" w:hAnsi="Times New Roman" w:cs="Times New Roman"/>
-          <w:sz w:val="36"/>
-          <w:szCs w:val="36"/>
-        </w:rPr>
-        <w:t>Shirishko</w:t>
-      </w:r>
-      <w:proofErr w:type="spellEnd"/>
-      <w:r>
-        <w:rPr>
-          <w:rFonts w:ascii="Times New Roman" w:hAnsi="Times New Roman" w:cs="Times New Roman"/>
-          <w:sz w:val="36"/>
-          <w:szCs w:val="36"/>
-        </w:rPr>
-        <w:t xml:space="preserve"> Phool got Madan Prize in 2022 BS.</w:t>
+        <w:t>Her novel Shirishko Phool got Madan Prize in 2022 BS.</w:t>
       </w:r>
     </w:p>
     <w:p>
@@ -2984,7 +2764,6 @@
         </w:rPr>
         <w:t xml:space="preserve">Parijat wrote </w:t>
       </w:r>
-      <w:proofErr w:type="spellStart"/>
       <w:proofErr w:type="gramStart"/>
       <w:r>
         <w:rPr>
@@ -2992,16 +2771,7 @@
           <w:sz w:val="36"/>
           <w:szCs w:val="36"/>
         </w:rPr>
-        <w:t>poems,stories</w:t>
-      </w:r>
-      <w:proofErr w:type="spellEnd"/>
-      <w:r>
-        <w:rPr>
-          <w:rFonts w:ascii="Times New Roman" w:hAnsi="Times New Roman" w:cs="Times New Roman"/>
-          <w:sz w:val="36"/>
-          <w:szCs w:val="36"/>
-        </w:rPr>
-        <w:t>,…</w:t>
+        <w:t>poems,stories,…</w:t>
       </w:r>
       <w:proofErr w:type="gramEnd"/>
       <w:r>
@@ -4060,29 +3830,7 @@
           <w:sz w:val="36"/>
           <w:szCs w:val="36"/>
         </w:rPr>
-        <w:t xml:space="preserve">Arrange the words / phrases and form </w:t>
-      </w:r>
-      <w:proofErr w:type="spellStart"/>
-      <w:r>
-        <w:rPr>
-          <w:rFonts w:ascii="Times New Roman" w:hAnsi="Times New Roman" w:cs="Times New Roman"/>
-          <w:b/>
-          <w:bCs/>
-          <w:sz w:val="36"/>
-          <w:szCs w:val="36"/>
-        </w:rPr>
-        <w:t>Wh</w:t>
-      </w:r>
-      <w:proofErr w:type="spellEnd"/>
-      <w:r>
-        <w:rPr>
-          <w:rFonts w:ascii="Times New Roman" w:hAnsi="Times New Roman" w:cs="Times New Roman"/>
-          <w:b/>
-          <w:bCs/>
-          <w:sz w:val="36"/>
-          <w:szCs w:val="36"/>
-        </w:rPr>
-        <w:t>-questions.         (1×4=4)</w:t>
+        <w:t>Arrange the words / phrases and form Wh-questions.         (1×4=4)</w:t>
       </w:r>
     </w:p>
     <w:p>
@@ -4761,17 +4509,27 @@
           <w:sz w:val="36"/>
           <w:szCs w:val="36"/>
         </w:rPr>
-        <w:t xml:space="preserve"> form of the following.</w:t>
-      </w:r>
-      <w:r>
-        <w:rPr>
-          <w:rFonts w:ascii="Times New Roman" w:hAnsi="Times New Roman" w:cs="Times New Roman"/>
-          <w:b/>
-          <w:bCs/>
-          <w:sz w:val="36"/>
-          <w:szCs w:val="36"/>
-        </w:rPr>
-        <w:tab/>
+        <w:t xml:space="preserve"> form of the following</w:t>
+      </w:r>
+      <w:r>
+        <w:rPr>
+          <w:rFonts w:ascii="Times New Roman" w:hAnsi="Times New Roman" w:cs="Times New Roman"/>
+          <w:b/>
+          <w:bCs/>
+          <w:sz w:val="36"/>
+          <w:szCs w:val="36"/>
+        </w:rPr>
+        <w:t xml:space="preserve"> verbs</w:t>
+      </w:r>
+      <w:r>
+        <w:rPr>
+          <w:rFonts w:ascii="Times New Roman" w:hAnsi="Times New Roman" w:cs="Times New Roman"/>
+          <w:b/>
+          <w:bCs/>
+          <w:sz w:val="36"/>
+          <w:szCs w:val="36"/>
+        </w:rPr>
+        <w:t>.</w:t>
       </w:r>
       <w:r>
         <w:rPr>
@@ -4995,7 +4753,7 @@
           <w:sz w:val="36"/>
           <w:szCs w:val="36"/>
         </w:rPr>
-        <w:t xml:space="preserve">  :</w:t>
+        <w:t xml:space="preserve"> :</w:t>
       </w:r>
       <w:proofErr w:type="gramEnd"/>
       <w:r>
@@ -5139,7 +4897,15 @@
           <w:sz w:val="36"/>
           <w:szCs w:val="36"/>
         </w:rPr>
-        <w:t>Friend  :</w:t>
+        <w:t>f</w:t>
+      </w:r>
+      <w:r>
+        <w:rPr>
+          <w:rFonts w:ascii="Times New Roman" w:hAnsi="Times New Roman" w:cs="Times New Roman"/>
+          <w:sz w:val="36"/>
+          <w:szCs w:val="36"/>
+        </w:rPr>
+        <w:t>riend  :</w:t>
       </w:r>
       <w:proofErr w:type="gramEnd"/>
       <w:r>
@@ -5188,7 +4954,15 @@
           <w:sz w:val="36"/>
           <w:szCs w:val="36"/>
         </w:rPr>
-        <w:t>Dance :</w:t>
+        <w:t>d</w:t>
+      </w:r>
+      <w:r>
+        <w:rPr>
+          <w:rFonts w:ascii="Times New Roman" w:hAnsi="Times New Roman" w:cs="Times New Roman"/>
+          <w:sz w:val="36"/>
+          <w:szCs w:val="36"/>
+        </w:rPr>
+        <w:t>ance :</w:t>
       </w:r>
       <w:proofErr w:type="gramEnd"/>
       <w:r>
@@ -6594,29 +6368,7 @@
           <w:sz w:val="36"/>
           <w:szCs w:val="36"/>
         </w:rPr>
-        <w:t>Write the adverbs of these adjectives by adding –</w:t>
-      </w:r>
-      <w:proofErr w:type="spellStart"/>
-      <w:r>
-        <w:rPr>
-          <w:rFonts w:ascii="Times New Roman" w:hAnsi="Times New Roman" w:cs="Times New Roman"/>
-          <w:b/>
-          <w:bCs/>
-          <w:sz w:val="36"/>
-          <w:szCs w:val="36"/>
-        </w:rPr>
-        <w:t>ly</w:t>
-      </w:r>
-      <w:proofErr w:type="spellEnd"/>
-      <w:r>
-        <w:rPr>
-          <w:rFonts w:ascii="Times New Roman" w:hAnsi="Times New Roman" w:cs="Times New Roman"/>
-          <w:b/>
-          <w:bCs/>
-          <w:sz w:val="36"/>
-          <w:szCs w:val="36"/>
-        </w:rPr>
-        <w:t>.</w:t>
+        <w:t>Write the adverbs of these adjectives by adding –ly.</w:t>
       </w:r>
       <w:r>
         <w:rPr>
